--- a/lab7/docs/report/lab7.docx
+++ b/lab7/docs/report/lab7.docx
@@ -1044,14 +1044,7 @@
           <w:sz w:val="28"/>
           <w:szCs w:val="28"/>
         </w:rPr>
-        <w:t xml:space="preserve"> </w:t>
-      </w:r>
-      <w:r>
-        <w:rPr>
-          <w:sz w:val="28"/>
-          <w:szCs w:val="28"/>
-        </w:rPr>
-        <w:t>лекцію та документацію стандарту MPI).</w:t>
+        <w:t xml:space="preserve"> лекцію та документацію стандарту MPI).</w:t>
       </w:r>
       <w:r>
         <w:rPr>
@@ -1399,7 +1392,23 @@
           <w:sz w:val="28"/>
           <w:szCs w:val="28"/>
         </w:rPr>
-        <w:t xml:space="preserve"> — однаковий буфер від root усім; </w:t>
+        <w:t xml:space="preserve"> </w:t>
+      </w:r>
+      <w:r>
+        <w:rPr>
+          <w:rFonts w:ascii="Times New Roman" w:hAnsi="Times New Roman" w:cs="Times New Roman"/>
+          <w:sz w:val="28"/>
+          <w:szCs w:val="28"/>
+        </w:rPr>
+        <w:t>–</w:t>
+      </w:r>
+      <w:r>
+        <w:rPr>
+          <w:rFonts w:ascii="Times New Roman" w:hAnsi="Times New Roman" w:cs="Times New Roman"/>
+          <w:sz w:val="28"/>
+          <w:szCs w:val="28"/>
+        </w:rPr>
+        <w:t xml:space="preserve"> однаковий буфер від root усім; </w:t>
       </w:r>
       <w:r>
         <w:rPr>
@@ -1433,7 +1442,23 @@
           <w:sz w:val="28"/>
           <w:szCs w:val="28"/>
         </w:rPr>
-        <w:t xml:space="preserve"> — розбиття масиву з root по процесах; </w:t>
+        <w:t xml:space="preserve"> </w:t>
+      </w:r>
+      <w:r>
+        <w:rPr>
+          <w:rFonts w:ascii="Times New Roman" w:hAnsi="Times New Roman" w:cs="Times New Roman"/>
+          <w:sz w:val="28"/>
+          <w:szCs w:val="28"/>
+        </w:rPr>
+        <w:t>–</w:t>
+      </w:r>
+      <w:r>
+        <w:rPr>
+          <w:rFonts w:ascii="Times New Roman" w:hAnsi="Times New Roman" w:cs="Times New Roman"/>
+          <w:sz w:val="28"/>
+          <w:szCs w:val="28"/>
+        </w:rPr>
+        <w:t xml:space="preserve"> розбиття масиву з root по процесах; </w:t>
       </w:r>
       <w:r>
         <w:rPr>
@@ -1624,7 +1649,23 @@
           <w:sz w:val="28"/>
           <w:szCs w:val="28"/>
         </w:rPr>
-        <w:t xml:space="preserve"> — збір фрагментів на root; для збору </w:t>
+        <w:t xml:space="preserve"> </w:t>
+      </w:r>
+      <w:r>
+        <w:rPr>
+          <w:rFonts w:ascii="Times New Roman" w:hAnsi="Times New Roman" w:cs="Times New Roman"/>
+          <w:sz w:val="28"/>
+          <w:szCs w:val="28"/>
+        </w:rPr>
+        <w:t>–</w:t>
+      </w:r>
+      <w:r>
+        <w:rPr>
+          <w:rFonts w:ascii="Times New Roman" w:hAnsi="Times New Roman" w:cs="Times New Roman"/>
+          <w:sz w:val="28"/>
+          <w:szCs w:val="28"/>
+        </w:rPr>
+        <w:t xml:space="preserve"> збір фрагментів на root; для збору </w:t>
       </w:r>
       <m:oMath>
         <m:r>
@@ -1748,7 +1789,23 @@
           <w:sz w:val="28"/>
           <w:szCs w:val="28"/>
         </w:rPr>
-        <w:t xml:space="preserve"> — однаковий повний результат на всіх; </w:t>
+        <w:t xml:space="preserve"> </w:t>
+      </w:r>
+      <w:r>
+        <w:rPr>
+          <w:rFonts w:ascii="Times New Roman" w:hAnsi="Times New Roman" w:cs="Times New Roman"/>
+          <w:sz w:val="28"/>
+          <w:szCs w:val="28"/>
+        </w:rPr>
+        <w:t>–</w:t>
+      </w:r>
+      <w:r>
+        <w:rPr>
+          <w:rFonts w:ascii="Times New Roman" w:hAnsi="Times New Roman" w:cs="Times New Roman"/>
+          <w:sz w:val="28"/>
+          <w:szCs w:val="28"/>
+        </w:rPr>
+        <w:t xml:space="preserve"> однаковий повний результат на всіх; </w:t>
       </w:r>
       <w:r>
         <w:rPr>
@@ -1782,7 +1839,23 @@
           <w:sz w:val="28"/>
           <w:szCs w:val="28"/>
         </w:rPr>
-        <w:t xml:space="preserve"> — перестановка блоків між процесами. У завд. 3 застосовано </w:t>
+        <w:t xml:space="preserve"> </w:t>
+      </w:r>
+      <w:r>
+        <w:rPr>
+          <w:rFonts w:ascii="Times New Roman" w:hAnsi="Times New Roman" w:cs="Times New Roman"/>
+          <w:sz w:val="28"/>
+          <w:szCs w:val="28"/>
+        </w:rPr>
+        <w:t>–</w:t>
+      </w:r>
+      <w:r>
+        <w:rPr>
+          <w:rFonts w:ascii="Times New Roman" w:hAnsi="Times New Roman" w:cs="Times New Roman"/>
+          <w:sz w:val="28"/>
+          <w:szCs w:val="28"/>
+        </w:rPr>
+        <w:t xml:space="preserve"> перестановка блоків між процесами. У завд. 3 застосовано </w:t>
       </w:r>
       <w:r>
         <w:rPr>
@@ -1882,7 +1955,23 @@
           <w:szCs w:val="28"/>
         </w:rPr>
         <w:lastRenderedPageBreak/>
-        <w:t xml:space="preserve">Таблиця 1.1 — Патерни обміну в контексті </w:t>
+        <w:t xml:space="preserve">Таблиця 1.1 </w:t>
+      </w:r>
+      <w:r>
+        <w:rPr>
+          <w:rFonts w:ascii="Times New Roman" w:hAnsi="Times New Roman" w:cs="Times New Roman"/>
+          <w:sz w:val="28"/>
+          <w:szCs w:val="28"/>
+        </w:rPr>
+        <w:t>–</w:t>
+      </w:r>
+      <w:r>
+        <w:rPr>
+          <w:rFonts w:ascii="Times New Roman" w:hAnsi="Times New Roman" w:cs="Times New Roman"/>
+          <w:sz w:val="28"/>
+          <w:szCs w:val="28"/>
+        </w:rPr>
+        <w:t xml:space="preserve"> Патерни обміну в контексті </w:t>
       </w:r>
       <m:oMath>
         <m:r>
@@ -2929,7 +3018,23 @@
           <w:szCs w:val="28"/>
           <w:lang w:val="en-US"/>
         </w:rPr>
-        <w:t xml:space="preserve">; MPI_Bcast — матрицю </w:t>
+        <w:t xml:space="preserve">; MPI_Bcast </w:t>
+      </w:r>
+      <w:r>
+        <w:rPr>
+          <w:sz w:val="28"/>
+          <w:szCs w:val="28"/>
+          <w:lang w:val="en-US"/>
+        </w:rPr>
+        <w:t>–</w:t>
+      </w:r>
+      <w:r>
+        <w:rPr>
+          <w:sz w:val="28"/>
+          <w:szCs w:val="28"/>
+          <w:lang w:val="en-US"/>
+        </w:rPr>
+        <w:t xml:space="preserve"> матрицю </w:t>
       </w:r>
       <m:oMath>
         <m:r>
@@ -3191,6 +3296,7 @@
       </w:pPr>
       <w:r>
         <w:rPr>
+          <w:noProof/>
           <w:sz w:val="28"/>
           <w:szCs w:val="28"/>
           <w:lang w:val="en-US"/>
@@ -3249,7 +3355,23 @@
           <w:szCs w:val="28"/>
           <w:lang w:val="en-US"/>
         </w:rPr>
-        <w:t xml:space="preserve">Рисунок 2.1 — Приклад виводу програми після успішного обчислення </w:t>
+        <w:t xml:space="preserve">Рисунок 2.1 </w:t>
+      </w:r>
+      <w:r>
+        <w:rPr>
+          <w:sz w:val="28"/>
+          <w:szCs w:val="28"/>
+          <w:lang w:val="en-US"/>
+        </w:rPr>
+        <w:t>–</w:t>
+      </w:r>
+      <w:r>
+        <w:rPr>
+          <w:sz w:val="28"/>
+          <w:szCs w:val="28"/>
+          <w:lang w:val="en-US"/>
+        </w:rPr>
+        <w:t xml:space="preserve"> Приклад виводу програми після успішного обчислення </w:t>
       </w:r>
     </w:p>
     <w:p>
@@ -3724,7 +3846,23 @@
                 <w:sz w:val="28"/>
                 <w:szCs w:val="28"/>
               </w:rPr>
-              <w:t xml:space="preserve"> — </w:t>
+              <w:t xml:space="preserve"> </w:t>
+            </w:r>
+            <w:r>
+              <w:rPr>
+                <w:rFonts w:ascii="Times New Roman" w:hAnsi="Times New Roman" w:cs="Times New Roman"/>
+                <w:sz w:val="28"/>
+                <w:szCs w:val="28"/>
+              </w:rPr>
+              <w:t>–</w:t>
+            </w:r>
+            <w:r>
+              <w:rPr>
+                <w:rFonts w:ascii="Times New Roman" w:hAnsi="Times New Roman" w:cs="Times New Roman"/>
+                <w:sz w:val="28"/>
+                <w:szCs w:val="28"/>
+              </w:rPr>
+              <w:t xml:space="preserve"> </w:t>
             </w:r>
             <w:r>
               <w:rPr>
@@ -3823,7 +3961,23 @@
                 <w:sz w:val="28"/>
                 <w:szCs w:val="28"/>
               </w:rPr>
-              <w:t xml:space="preserve"> — </w:t>
+              <w:t xml:space="preserve"> </w:t>
+            </w:r>
+            <w:r>
+              <w:rPr>
+                <w:rFonts w:ascii="Times New Roman" w:hAnsi="Times New Roman" w:cs="Times New Roman"/>
+                <w:sz w:val="28"/>
+                <w:szCs w:val="28"/>
+              </w:rPr>
+              <w:t>–</w:t>
+            </w:r>
+            <w:r>
+              <w:rPr>
+                <w:rFonts w:ascii="Times New Roman" w:hAnsi="Times New Roman" w:cs="Times New Roman"/>
+                <w:sz w:val="28"/>
+                <w:szCs w:val="28"/>
+              </w:rPr>
+              <w:t xml:space="preserve"> </w:t>
             </w:r>
             <w:r>
               <w:rPr>
@@ -4243,7 +4397,23 @@
           <w:sz w:val="28"/>
           <w:szCs w:val="28"/>
         </w:rPr>
-        <w:t xml:space="preserve">Таблиця 3.1 — Приклад: </w:t>
+        <w:t xml:space="preserve">Таблиця 3.1 </w:t>
+      </w:r>
+      <w:r>
+        <w:rPr>
+          <w:rFonts w:ascii="Times New Roman" w:hAnsi="Times New Roman" w:cs="Times New Roman"/>
+          <w:sz w:val="28"/>
+          <w:szCs w:val="28"/>
+        </w:rPr>
+        <w:t>–</w:t>
+      </w:r>
+      <w:r>
+        <w:rPr>
+          <w:rFonts w:ascii="Times New Roman" w:hAnsi="Times New Roman" w:cs="Times New Roman"/>
+          <w:sz w:val="28"/>
+          <w:szCs w:val="28"/>
+        </w:rPr>
+        <w:t xml:space="preserve"> Приклад: </w:t>
       </w:r>
       <m:oMath>
         <m:r>
@@ -4919,7 +5089,23 @@
           <w:szCs w:val="28"/>
         </w:rPr>
         <w:lastRenderedPageBreak/>
-        <w:t>Таблиця 3.2 — Режим завд. 2 (</w:t>
+        <w:t xml:space="preserve">Таблиця 3.2 </w:t>
+      </w:r>
+      <w:r>
+        <w:rPr>
+          <w:rFonts w:ascii="Times New Roman" w:hAnsi="Times New Roman" w:cs="Times New Roman"/>
+          <w:sz w:val="28"/>
+          <w:szCs w:val="28"/>
+        </w:rPr>
+        <w:t>–</w:t>
+      </w:r>
+      <w:r>
+        <w:rPr>
+          <w:rFonts w:ascii="Times New Roman" w:hAnsi="Times New Roman" w:cs="Times New Roman"/>
+          <w:sz w:val="28"/>
+          <w:szCs w:val="28"/>
+        </w:rPr>
+        <w:t xml:space="preserve"> Режим завд. 2 (</w:t>
       </w:r>
       <w:r>
         <w:rPr>
@@ -5524,7 +5710,23 @@
           <w:sz w:val="28"/>
           <w:szCs w:val="28"/>
         </w:rPr>
-        <w:t xml:space="preserve">Рисунок 3.1 — Теплокарта </w:t>
+        <w:t xml:space="preserve">Рисунок 3.1 </w:t>
+      </w:r>
+      <w:r>
+        <w:rPr>
+          <w:rFonts w:ascii="Times New Roman" w:hAnsi="Times New Roman" w:cs="Times New Roman"/>
+          <w:sz w:val="28"/>
+          <w:szCs w:val="28"/>
+        </w:rPr>
+        <w:t>–</w:t>
+      </w:r>
+      <w:r>
+        <w:rPr>
+          <w:rFonts w:ascii="Times New Roman" w:hAnsi="Times New Roman" w:cs="Times New Roman"/>
+          <w:sz w:val="28"/>
+          <w:szCs w:val="28"/>
+        </w:rPr>
+        <w:t xml:space="preserve"> Теплокарта </w:t>
       </w:r>
       <m:oMath>
         <m:sSub>
@@ -5652,7 +5854,23 @@
           <w:sz w:val="28"/>
           <w:szCs w:val="28"/>
         </w:rPr>
-        <w:t xml:space="preserve">Рисунок 3.2 — Час від </w:t>
+        <w:t xml:space="preserve">Рисунок 3.2 </w:t>
+      </w:r>
+      <w:r>
+        <w:rPr>
+          <w:rFonts w:ascii="Times New Roman" w:hAnsi="Times New Roman" w:cs="Times New Roman"/>
+          <w:sz w:val="28"/>
+          <w:szCs w:val="28"/>
+        </w:rPr>
+        <w:t>–</w:t>
+      </w:r>
+      <w:r>
+        <w:rPr>
+          <w:rFonts w:ascii="Times New Roman" w:hAnsi="Times New Roman" w:cs="Times New Roman"/>
+          <w:sz w:val="28"/>
+          <w:szCs w:val="28"/>
+        </w:rPr>
+        <w:t xml:space="preserve"> Час від </w:t>
       </w:r>
       <m:oMath>
         <m:r>
@@ -5764,7 +5982,23 @@
           <w:sz w:val="28"/>
           <w:szCs w:val="28"/>
         </w:rPr>
-        <w:t xml:space="preserve">Рисунок 3.3 — Час від </w:t>
+        <w:t xml:space="preserve">Рисунок 3.3 </w:t>
+      </w:r>
+      <w:r>
+        <w:rPr>
+          <w:rFonts w:ascii="Times New Roman" w:hAnsi="Times New Roman" w:cs="Times New Roman"/>
+          <w:sz w:val="28"/>
+          <w:szCs w:val="28"/>
+        </w:rPr>
+        <w:t>–</w:t>
+      </w:r>
+      <w:r>
+        <w:rPr>
+          <w:rFonts w:ascii="Times New Roman" w:hAnsi="Times New Roman" w:cs="Times New Roman"/>
+          <w:sz w:val="28"/>
+          <w:szCs w:val="28"/>
+        </w:rPr>
+        <w:t xml:space="preserve"> Час від </w:t>
       </w:r>
       <m:oMath>
         <m:r>
@@ -5876,7 +6110,23 @@
           <w:sz w:val="28"/>
           <w:szCs w:val="28"/>
         </w:rPr>
-        <w:t xml:space="preserve">Рисунок 3.4 — Відношення часу до </w:t>
+        <w:t xml:space="preserve">Рисунок 3.4 </w:t>
+      </w:r>
+      <w:r>
+        <w:rPr>
+          <w:rFonts w:ascii="Times New Roman" w:hAnsi="Times New Roman" w:cs="Times New Roman"/>
+          <w:sz w:val="28"/>
+          <w:szCs w:val="28"/>
+        </w:rPr>
+        <w:t>–</w:t>
+      </w:r>
+      <w:r>
+        <w:rPr>
+          <w:rFonts w:ascii="Times New Roman" w:hAnsi="Times New Roman" w:cs="Times New Roman"/>
+          <w:sz w:val="28"/>
+          <w:szCs w:val="28"/>
+        </w:rPr>
+        <w:t xml:space="preserve"> Відношення часу до </w:t>
       </w:r>
       <w:r>
         <w:rPr>
@@ -6029,7 +6279,23 @@
           <w:sz w:val="28"/>
           <w:szCs w:val="28"/>
         </w:rPr>
-        <w:t xml:space="preserve">Рисунок 3.5 — Те саме для </w:t>
+        <w:t xml:space="preserve">Рисунок 3.5 </w:t>
+      </w:r>
+      <w:r>
+        <w:rPr>
+          <w:rFonts w:ascii="Times New Roman" w:hAnsi="Times New Roman" w:cs="Times New Roman"/>
+          <w:sz w:val="28"/>
+          <w:szCs w:val="28"/>
+        </w:rPr>
+        <w:t>–</w:t>
+      </w:r>
+      <w:r>
+        <w:rPr>
+          <w:rFonts w:ascii="Times New Roman" w:hAnsi="Times New Roman" w:cs="Times New Roman"/>
+          <w:sz w:val="28"/>
+          <w:szCs w:val="28"/>
+        </w:rPr>
+        <w:t xml:space="preserve"> Те саме для </w:t>
       </w:r>
       <w:r>
         <w:rPr>
@@ -6122,7 +6388,23 @@
           <w:sz w:val="28"/>
           <w:szCs w:val="28"/>
         </w:rPr>
-        <w:t xml:space="preserve">Рисунок 3.6 — Те саме для </w:t>
+        <w:t xml:space="preserve">Рисунок 3.6 </w:t>
+      </w:r>
+      <w:r>
+        <w:rPr>
+          <w:rFonts w:ascii="Times New Roman" w:hAnsi="Times New Roman" w:cs="Times New Roman"/>
+          <w:sz w:val="28"/>
+          <w:szCs w:val="28"/>
+        </w:rPr>
+        <w:t>–</w:t>
+      </w:r>
+      <w:r>
+        <w:rPr>
+          <w:rFonts w:ascii="Times New Roman" w:hAnsi="Times New Roman" w:cs="Times New Roman"/>
+          <w:sz w:val="28"/>
+          <w:szCs w:val="28"/>
+        </w:rPr>
+        <w:t xml:space="preserve"> Те саме для </w:t>
       </w:r>
       <w:r>
         <w:rPr>
@@ -6387,7 +6669,23 @@
           <w:sz w:val="28"/>
           <w:szCs w:val="28"/>
         </w:rPr>
-        <w:t xml:space="preserve"> можуть наближатися до еталону або відходити від нього — зокрема через реалізацію MPI та кількість парних передач.</w:t>
+        <w:t xml:space="preserve"> можуть наближатися до еталону або відходити від нього </w:t>
+      </w:r>
+      <w:r>
+        <w:rPr>
+          <w:rFonts w:ascii="Times New Roman" w:hAnsi="Times New Roman" w:cs="Times New Roman"/>
+          <w:sz w:val="28"/>
+          <w:szCs w:val="28"/>
+        </w:rPr>
+        <w:t>–</w:t>
+      </w:r>
+      <w:r>
+        <w:rPr>
+          <w:rFonts w:ascii="Times New Roman" w:hAnsi="Times New Roman" w:cs="Times New Roman"/>
+          <w:sz w:val="28"/>
+          <w:szCs w:val="28"/>
+        </w:rPr>
+        <w:t xml:space="preserve"> зокрема через реалізацію MPI та кількість парних передач.</w:t>
       </w:r>
     </w:p>
     <w:p>
@@ -17461,6 +17759,7 @@
   <w:style w:type="character" w:default="1" w:styleId="DefaultParagraphFont">
     <w:name w:val="Default Paragraph Font"/>
     <w:uiPriority w:val="1"/>
+    <w:semiHidden/>
     <w:unhideWhenUsed/>
   </w:style>
   <w:style w:type="table" w:default="1" w:styleId="TableNormal">
